--- a/uploads/modified/reviewed_实验室新制度.docx
+++ b/uploads/modified/reviewed_实验室新制度.docx
@@ -38,12 +38,12 @@
     </w:p>
     <w:p>
       <w:r>
-        <w:t>原文内容: 第4条：非工作时段进入实验室可自行决定，无需向导师/负责人报备。此规定与《研究生实验室管理制度》第二章第2条（严格遵守实验室开放时间，非工作时段如需进入，须提前向实验室负责人/导师报备）相冲突，存在安全风险，建议修改。</w:t>
+        <w:t>原文内容: 第4条：非工作时段进入实验室可自行决定，无需向导师/负责人报备。与现有制度中‘严格遵守实验室开放时间，非工作时段如需进入，须提前向实验室负责人/导师报备’相冲突。应遵循规则库中的全局规定。</w:t>
       </w:r>
     </w:p>
     <w:p>
       <w:r>
-        <w:t>审查意见: 该条款与现有制度冲突，可能引发安全隐患，建议删除或修改为必须报备。</w:t>
+        <w:t>审查意见: 该条款与已存在的全局规则冲突，存在重大合规风险。建议删除或修改为必须报备。</w:t>
       </w:r>
     </w:p>
     <w:p/>
@@ -66,12 +66,12 @@
     </w:p>
     <w:p>
       <w:r>
-        <w:t>原文内容: 第8条：允许在实验室内饮水、吃零食，可在实验室储物柜中存放食品、饮料等生活用品。此规定违反《研究生实验室管理制度》第三章第2条（严禁在实验室内吸烟、饮食、嬉戏打闹、存放食品与生活用品），存在污染实验环境、影响实验安全的风险，应立即修正。</w:t>
+        <w:t>原文内容: 第8条：允许在实验室内饮水、吃零食，可在实验室储物柜中存放食品、饮料等生活用品。与现有制度中‘严禁在实验室内吸烟、饮食、嬉戏打闹、存放食品与生活用品’相冲突。应遵循规则库中的全局规定。</w:t>
       </w:r>
     </w:p>
     <w:p>
       <w:r>
-        <w:t>审查意见: 与现行制度严重冲突，可能导致实验污染或安全事故，必须删除或修改。</w:t>
+        <w:t>审查意见: 该条款与禁止饮食和存放物品的规定直接冲突，存在安全与管理风险，建议删除。</w:t>
       </w:r>
     </w:p>
     <w:p/>
@@ -94,12 +94,12 @@
     </w:p>
     <w:p>
       <w:r>
-        <w:t>原文内容: 第12条：科研成果由个人自行处置，发表、申报前无需经导师及实验室审核，成果归属由个人决定。此条款与《研究生实验室管理制度》第六章第3条（科研成果归属实验室与导师统一管理，发表前须经审核）直接冲突，严重违背学术管理原则，建议删除或修订。</w:t>
+        <w:t>原文内容: 第15条：可自行实验室电脑系统、安装各类游戏、娱乐软件。与现有制度中‘不得私自修改实验室电脑系统、安装无关软件’相冲突。应遵循规则库中的全局规定。</w:t>
       </w:r>
     </w:p>
     <w:p>
       <w:r>
-        <w:t>审查意见: 与现有制度核心条款冲突，可能引发学术纠纷与知识产权争议，风险极高，必须修改。</w:t>
+        <w:t>审查意见: 该条款违反信息安全与系统管理要求，可能导致病毒传播或数据泄露，建议删除。</w:t>
       </w:r>
     </w:p>
     <w:p/>
@@ -115,19 +115,19 @@
       <w:r>
         <w:rPr>
           <w:b/>
-          <w:color w:val="FF0000"/>
+          <w:color w:val="008000"/>
         </w:rPr>
-        <w:t>风险等级: 高</w:t>
+        <w:t>风险等级: 低</w:t>
       </w:r>
     </w:p>
     <w:p>
       <w:r>
-        <w:t>原文内容: 第15条：可自行实验室电脑系统、安装各类游戏、娱乐软件。此规定违反《研究生实验室管理制度》第七章第3条（不得私自修改实验室电脑系统、安装无关软件），可能导致系统崩溃、病毒传播或数据泄露，风险极高，应立即删除。</w:t>
+        <w:t>原文内容: 第12条：科研成果由个人自行处置，发表前无需经导师及实验室审核。此条款与【全局规则】一致，符合现行规定，无需修改。</w:t>
       </w:r>
     </w:p>
     <w:p>
       <w:r>
-        <w:t>审查意见: 严重违反信息安全规定，可能造成重大信息安全隐患，必须删除。</w:t>
+        <w:t>审查意见: 该条款与已有全局规则一致，可保留。</w:t>
       </w:r>
     </w:p>
     <w:p/>

--- a/uploads/modified/reviewed_实验室新制度.docx
+++ b/uploads/modified/reviewed_实验室新制度.docx
@@ -38,12 +38,12 @@
     </w:p>
     <w:p>
       <w:r>
-        <w:t>原文内容: 第4条：非工作时段进入实验室可自行决定，无需向导师/负责人报备。与现有制度中‘严格遵守实验室开放时间，非工作时段如需进入，须提前向实验室负责人/导师报备’相冲突。应遵循规则库中的全局规定。</w:t>
+        <w:t>原文内容: 非工作时段进入实验室可自行决定，无需向导师 / 负责人报备。</w:t>
       </w:r>
     </w:p>
     <w:p>
       <w:r>
-        <w:t>审查意见: 该条款与已存在的全局规则冲突，存在重大合规风险。建议删除或修改为必须报备。</w:t>
+        <w:t>审查意见: 此条款与实验室安全管理基本原则冲突。非工作时段实验室可能存在无人监管状态，如发生安全事故难以及时处理。建议修改为：非工作时段进入实验室须提前24小时向导师/负责人报备并获得批准。</w:t>
       </w:r>
     </w:p>
     <w:p/>
@@ -66,12 +66,12 @@
     </w:p>
     <w:p>
       <w:r>
-        <w:t>原文内容: 第8条：允许在实验室内饮水、吃零食，可在实验室储物柜中存放食品、饮料等生活用品。与现有制度中‘严禁在实验室内吸烟、饮食、嬉戏打闹、存放食品与生活用品’相冲突。应遵循规则库中的全局规定。</w:t>
+        <w:t>原文内容: 允许在实验室内饮水、吃零食，可在实验室储物柜中存放食品、饮料等生活用品</w:t>
       </w:r>
     </w:p>
     <w:p>
       <w:r>
-        <w:t>审查意见: 该条款与禁止饮食和存放物品的规定直接冲突，存在安全与管理风险，建议删除。</w:t>
+        <w:t>审查意见: 此条款违反实验室基本安全规范。实验室内可能存在化学品、生物制剂等危险物质，饮食可能导致误食污染或交叉污染。建议删除此条款，明确禁止在实验室内饮食及存放食品。</w:t>
       </w:r>
     </w:p>
     <w:p/>
@@ -87,19 +87,19 @@
       <w:r>
         <w:rPr>
           <w:b/>
-          <w:color w:val="FF0000"/>
+          <w:color w:val="008000"/>
         </w:rPr>
-        <w:t>风险等级: 高</w:t>
+        <w:t>风险等级: 低</w:t>
       </w:r>
     </w:p>
     <w:p>
       <w:r>
-        <w:t>原文内容: 第15条：可自行实验室电脑系统、安装各类游戏、娱乐软件。与现有制度中‘不得私自修改实验室电脑系统、安装无关软件’相冲突。应遵循规则库中的全局规定。</w:t>
+        <w:t>原文内容: 科研成果（论文、专利、软件等）由个人自行处置，发表、申报前无需经导师及实验室审核，成果归属由个人决定。</w:t>
       </w:r>
     </w:p>
     <w:p>
       <w:r>
-        <w:t>审查意见: 该条款违反信息安全与系统管理要求，可能导致病毒传播或数据泄露，建议删除。</w:t>
+        <w:t>审查意见: 根据用户已添加的全局规则'科研成果个人处置规则'，此条款符合现行规定，可以保留。该规则明确科研成果可由个人自行处置，无需导师及实验室审核。</w:t>
       </w:r>
     </w:p>
     <w:p/>
@@ -115,19 +115,19 @@
       <w:r>
         <w:rPr>
           <w:b/>
-          <w:color w:val="008000"/>
+          <w:color w:val="FF0000"/>
         </w:rPr>
-        <w:t>风险等级: 低</w:t>
+        <w:t>风险等级: 高</w:t>
       </w:r>
     </w:p>
     <w:p>
       <w:r>
-        <w:t>原文内容: 第12条：科研成果由个人自行处置，发表前无需经导师及实验室审核。此条款与【全局规则】一致，符合现行规定，无需修改。</w:t>
+        <w:t>原文内容: 可自行实验室电脑系统、安装各类游戏、娱乐软件</w:t>
       </w:r>
     </w:p>
     <w:p>
       <w:r>
-        <w:t>审查意见: 该条款与已有全局规则一致，可保留。</w:t>
+        <w:t>审查意见: 此条款存在严重信息安全风险。私自修改系统和安装未经验证的软件可能导致病毒入侵、数据泄露或系统崩溃，影响科研工作正常进行。建议修改为：不得私自修改实验室电脑系统或安装与科研无关的软件，确有需要须经实验室管理员批准。</w:t>
       </w:r>
     </w:p>
     <w:p/>
@@ -181,7 +181,17 @@
     </w:p>
     <w:p>
       <w:r>
-        <w:t xml:space="preserve">4. 非工作时段进入实验室可自行决定，无需向导师 / 负责人报备。 </w:t>
+        <w:t xml:space="preserve">4. </w:t>
+      </w:r>
+      <w:r>
+        <w:rPr>
+          <w:b/>
+          <w:color w:val="FF0000"/>
+        </w:rPr>
+        <w:t>非工作时段进入实验室可自行决定，无需向导师 / 负责人报备。</w:t>
+      </w:r>
+      <w:r>
+        <w:t xml:space="preserve"> </w:t>
       </w:r>
     </w:p>
     <w:p>
@@ -316,7 +326,17 @@
     </w:p>
     <w:p>
       <w:r>
-        <w:t xml:space="preserve">15. 可自行实验室电脑系统、安装各类游戏、娱乐软件 </w:t>
+        <w:t xml:space="preserve">15. </w:t>
+      </w:r>
+      <w:r>
+        <w:rPr>
+          <w:b/>
+          <w:color w:val="FF0000"/>
+        </w:rPr>
+        <w:t>可自行实验室电脑系统、安装各类游戏、娱乐软件</w:t>
+      </w:r>
+      <w:r>
+        <w:t xml:space="preserve"> </w:t>
       </w:r>
     </w:p>
     <w:sectPr>

--- a/uploads/modified/reviewed_实验室新制度.docx
+++ b/uploads/modified/reviewed_实验室新制度.docx
@@ -38,12 +38,12 @@
     </w:p>
     <w:p>
       <w:r>
-        <w:t>原文内容: 非工作时段进入实验室可自行决定，无需向导师 / 负责人报备。</w:t>
+        <w:t>原文内容: 允许在实验室内饮水、吃零食，可在实验室储物柜中存放食品、饮料等生活用品</w:t>
       </w:r>
     </w:p>
     <w:p>
       <w:r>
-        <w:t>审查意见: 此条款与实验室安全管理基本原则冲突。非工作时段实验室可能存在无人监管状态，如发生安全事故难以及时处理。建议修改为：非工作时段进入实验室须提前24小时向导师/负责人报备并获得批准。</w:t>
+        <w:t>审查意见: 违反实验室安全管理规定。根据《实验室安全通用要求》等相关规定，实验室内严禁饮食和存放食品，以防止化学品污染和交叉感染风险。</w:t>
       </w:r>
     </w:p>
     <w:p/>
@@ -66,68 +66,12 @@
     </w:p>
     <w:p>
       <w:r>
-        <w:t>原文内容: 允许在实验室内饮水、吃零食，可在实验室储物柜中存放食品、饮料等生活用品</w:t>
-      </w:r>
-    </w:p>
-    <w:p>
-      <w:r>
-        <w:t>审查意见: 此条款违反实验室基本安全规范。实验室内可能存在化学品、生物制剂等危险物质，饮食可能导致误食污染或交叉污染。建议删除此条款，明确禁止在实验室内饮食及存放食品。</w:t>
-      </w:r>
-    </w:p>
-    <w:p/>
-    <w:p>
-      <w:pPr>
-        <w:pStyle w:val="Heading2"/>
-      </w:pPr>
-      <w:r>
-        <w:t>审查点 3</w:t>
-      </w:r>
-    </w:p>
-    <w:p>
-      <w:r>
-        <w:rPr>
-          <w:b/>
-          <w:color w:val="008000"/>
-        </w:rPr>
-        <w:t>风险等级: 低</w:t>
-      </w:r>
-    </w:p>
-    <w:p>
-      <w:r>
-        <w:t>原文内容: 科研成果（论文、专利、软件等）由个人自行处置，发表、申报前无需经导师及实验室审核，成果归属由个人决定。</w:t>
-      </w:r>
-    </w:p>
-    <w:p>
-      <w:r>
-        <w:t>审查意见: 根据用户已添加的全局规则'科研成果个人处置规则'，此条款符合现行规定，可以保留。该规则明确科研成果可由个人自行处置，无需导师及实验室审核。</w:t>
-      </w:r>
-    </w:p>
-    <w:p/>
-    <w:p>
-      <w:pPr>
-        <w:pStyle w:val="Heading2"/>
-      </w:pPr>
-      <w:r>
-        <w:t>审查点 4</w:t>
-      </w:r>
-    </w:p>
-    <w:p>
-      <w:r>
-        <w:rPr>
-          <w:b/>
-          <w:color w:val="FF0000"/>
-        </w:rPr>
-        <w:t>风险等级: 高</w:t>
-      </w:r>
-    </w:p>
-    <w:p>
-      <w:r>
         <w:t>原文内容: 可自行实验室电脑系统、安装各类游戏、娱乐软件</w:t>
       </w:r>
     </w:p>
     <w:p>
       <w:r>
-        <w:t>审查意见: 此条款存在严重信息安全风险。私自修改系统和安装未经验证的软件可能导致病毒入侵、数据泄露或系统崩溃，影响科研工作正常进行。建议修改为：不得私自修改实验室电脑系统或安装与科研无关的软件，确有需要须经实验室管理员批准。</w:t>
+        <w:t>审查意见: 存在严重的网络安全和数据安全风险。实验室电脑通常存储敏感科研数据，随意安装软件可能导致病毒入侵、数据泄露或系统崩溃，违反信息安全管理制度。</w:t>
       </w:r>
     </w:p>
     <w:p/>
@@ -181,17 +125,7 @@
     </w:p>
     <w:p>
       <w:r>
-        <w:t xml:space="preserve">4. </w:t>
-      </w:r>
-      <w:r>
-        <w:rPr>
-          <w:b/>
-          <w:color w:val="FF0000"/>
-        </w:rPr>
-        <w:t>非工作时段进入实验室可自行决定，无需向导师 / 负责人报备。</w:t>
-      </w:r>
-      <w:r>
-        <w:t xml:space="preserve"> </w:t>
+        <w:t xml:space="preserve">4. 非工作时段进入实验室可自行决定，无需向导师 / 负责人报备。 </w:t>
       </w:r>
     </w:p>
     <w:p>

--- a/uploads/modified/reviewed_实验室新制度.docx
+++ b/uploads/modified/reviewed_实验室新制度.docx
@@ -71,7 +71,7 @@
     </w:p>
     <w:p>
       <w:r>
-        <w:t>审查意见: 存在严重的网络安全和数据安全风险。实验室电脑通常存储敏感科研数据，随意安装软件可能导致病毒入侵、数据泄露或系统崩溃，违反信息安全管理制度。</w:t>
+        <w:t>审查意见: 存在严重的网络安全和信息安全风险。实验室电脑通常处理科研数据和敏感信息，随意安装软件可能导致系统漏洞、病毒感染或数据泄露，违反《网络安全法》相关规定。</w:t>
       </w:r>
     </w:p>
     <w:p/>

--- a/uploads/modified/reviewed_实验室新制度.docx
+++ b/uploads/modified/reviewed_实验室新制度.docx
@@ -43,7 +43,7 @@
     </w:p>
     <w:p>
       <w:r>
-        <w:t>审查意见: 违反实验室安全管理规定。根据《实验室安全通用要求》等相关规定，实验室内严禁饮食和存放食品，以防止化学品污染和交叉感染风险。</w:t>
+        <w:t>审查意见: 【合规性问题】实验室属于特殊工作场所，根据《实验室安全规范》和《食品安全法》相关规定，在实验室内饮食存在严重的安全风险，可能导致化学品污染、交叉感染等安全事故。同时，食品饮料与实验用品混放违反实验室安全管理基本要求。</w:t>
       </w:r>
     </w:p>
     <w:p/>
@@ -71,7 +71,63 @@
     </w:p>
     <w:p>
       <w:r>
-        <w:t>审查意见: 存在严重的网络安全和信息安全风险。实验室电脑通常处理科研数据和敏感信息，随意安装软件可能导致系统漏洞、病毒感染或数据泄露，违反《网络安全法》相关规定。</w:t>
+        <w:t>审查意见: 【合规性问题】此条款存在严重的信息安全风险。实验室电脑通常存储敏感科研数据，随意安装游戏、娱乐软件可能导致病毒入侵、数据泄露、系统崩溃等风险。同时，'可自行实验室电脑系统'表述不完整，疑似缺少动词（如'修改'、'重装'等），存在表述错误。</w:t>
+      </w:r>
+    </w:p>
+    <w:p/>
+    <w:p>
+      <w:pPr>
+        <w:pStyle w:val="Heading2"/>
+      </w:pPr>
+      <w:r>
+        <w:t>审查点 3</w:t>
+      </w:r>
+    </w:p>
+    <w:p>
+      <w:r>
+        <w:rPr>
+          <w:b/>
+          <w:color w:val="008000"/>
+        </w:rPr>
+        <w:t>风险等级: 低</w:t>
+      </w:r>
+    </w:p>
+    <w:p>
+      <w:r>
+        <w:t>原文内容: 五、科研诚信与数据管理冲突条款</w:t>
+      </w:r>
+    </w:p>
+    <w:p>
+      <w:r>
+        <w:t>审查意见: 【形式问题】章节编号不连续，前面是'三、仪器设备精细化管理'，后面直接跳到'五、科研诚信与数据管理冲突条款'，缺少'四'的章节编号，影响文档结构完整性。</w:t>
+      </w:r>
+    </w:p>
+    <w:p/>
+    <w:p>
+      <w:pPr>
+        <w:pStyle w:val="Heading2"/>
+      </w:pPr>
+      <w:r>
+        <w:t>审查点 4</w:t>
+      </w:r>
+    </w:p>
+    <w:p>
+      <w:r>
+        <w:rPr>
+          <w:b/>
+          <w:color w:val="FFA500"/>
+        </w:rPr>
+        <w:t>风险等级: 中</w:t>
+      </w:r>
+    </w:p>
+    <w:p>
+      <w:r>
+        <w:t>原文内容: 可自行实验室电脑系统、安装各类游戏、娱乐软件</w:t>
+      </w:r>
+    </w:p>
+    <w:p>
+      <w:r>
+        <w:t>审查意见: 【形式问题】语句不通顺，'可自行实验室电脑系统'缺少谓语动词，应为'可自行修改/重装实验室电脑系统'或类似表述。</w:t>
       </w:r>
     </w:p>
     <w:p/>
@@ -219,8 +275,16 @@
       </w:r>
     </w:p>
     <w:p>
+      <w:r/>
       <w:r>
-        <w:t xml:space="preserve">五、科研诚信与数据管理冲突条款 </w:t>
+        <w:rPr>
+          <w:b/>
+          <w:color w:val="FF0000"/>
+        </w:rPr>
+        <w:t>五、科研诚信与数据管理冲突条款</w:t>
+      </w:r>
+      <w:r>
+        <w:t xml:space="preserve"> </w:t>
       </w:r>
     </w:p>
     <w:p>
